--- a/Documentos gobernacion/TI/REVISION 3/Respuesta_Observaciones_Revision_Documental_Verificacion_Final_v3_Antioquia_Natural.docx
+++ b/Documentos gobernacion/TI/REVISION 3/Respuesta_Observaciones_Revision_Documental_Verificacion_Final_v3_Antioquia_Natural.docx
@@ -3626,7 +3626,7 @@
           <w:sz w:val="32"/>
           <w:szCs w:val="32"/>
         </w:rPr>
-        <w:t xml:space="preserve">Cierre</w:t>
+        <w:t xml:space="preserve">Mejoras proactivas (anticipadas, no exigidas explícitamente por un hallazgo)</w:t>
       </w:r>
     </w:p>
     <w:p>
@@ -3640,7 +3640,396 @@
           <w:sz w:val="22"/>
           <w:szCs w:val="22"/>
         </w:rPr>
-        <w:t xml:space="preserve">De los 13 hallazgos evaluados en este documento, 12 quedaron resueltos por completo, incluidos los dos hallazgos de la Figura 1 del DI (rediseño completo del diagrama de arquitectura) y la autenticación (cuenta genérica eliminada, usuarios individuales, reCAPTCHA — la integración con el Gestor de Acceso de la Entidad depende de un documento que TI no ha compartido con el equipo de desarrollo, y el único requisito verificable al respecto ya está en el Roadmap Técnico). Queda 1 en espera de TI Gobernación: la integración con el pipeline de CI/CD institucional (solicitud formal ya enviada, a la espera de respuesta). Ninguno de los hallazgos [Crítico] queda sin una acción concreta tomada. Una nota menor sin cerrar del todo: la columna "Entrada" de RQP09 en el LRS sigue describiendo mejor una API que un archivo estático — ajuste de redacción pendiente para una próxima iteración.</w:t>
+        <w:t xml:space="preserve">Adicional a la respuesta punto por punto de las secciones anteriores, se adelantaron dos mejoras identificadas por análisis propio de los documentos institucionales de TI (Guía de Arquitectura y Buenas Prácticas de Desarrollo, Guía de Azure DevOps), antes de que aparecieran como hallazgo formal:</w:t>
+      </w:r>
+    </w:p>
+    <w:tbl>
+      <w:tblPr>
+        <w:tblW w:type="dxa" w:w="9360"/>
+        <w:tblBorders>
+          <w:top w:val="single" w:color="CCCCCC" w:sz="4"/>
+          <w:left w:val="single" w:color="CCCCCC" w:sz="4"/>
+          <w:bottom w:val="single" w:color="CCCCCC" w:sz="4"/>
+          <w:right w:val="single" w:color="CCCCCC" w:sz="4"/>
+          <w:insideH w:val="single" w:color="auto" w:sz="4"/>
+          <w:insideV w:val="single" w:color="auto" w:sz="4"/>
+        </w:tblBorders>
+      </w:tblPr>
+      <w:tblGrid>
+        <w:gridCol w:w="100"/>
+        <w:gridCol w:w="100"/>
+        <w:gridCol w:w="100"/>
+      </w:tblGrid>
+      <w:tr>
+        <w:trPr>
+          <w:tblHeader/>
+        </w:trPr>
+        <w:tc>
+          <w:tcPr>
+            <w:tcW w:type="dxa" w:w="2900"/>
+            <w:tcBorders>
+              <w:top w:val="single" w:color="018D38" w:sz="4"/>
+              <w:left w:val="single" w:color="018D38" w:sz="4"/>
+              <w:bottom w:val="single" w:color="018D38" w:sz="4"/>
+              <w:right w:val="single" w:color="018D38" w:sz="4"/>
+            </w:tcBorders>
+            <w:shd w:fill="018D38" w:val="clear"/>
+          </w:tcPr>
+          <w:p>
+            <w:pPr>
+              <w:spacing w:after="60" w:before="60"/>
+              <w:jc w:val="center"/>
+            </w:pPr>
+            <w:r>
+              <w:rPr>
+                <w:rFonts w:ascii="Arial" w:cs="Arial" w:eastAsia="Arial" w:hAnsi="Arial"/>
+                <w:b/>
+                <w:bCs/>
+                <w:color w:val="FFFFFF"/>
+                <w:sz w:val="20"/>
+                <w:szCs w:val="20"/>
+              </w:rPr>
+              <w:t xml:space="preserve">Mejora</w:t>
+            </w:r>
+          </w:p>
+        </w:tc>
+        <w:tc>
+          <w:tcPr>
+            <w:tcW w:type="dxa" w:w="4100"/>
+            <w:tcBorders>
+              <w:top w:val="single" w:color="018D38" w:sz="4"/>
+              <w:left w:val="single" w:color="018D38" w:sz="4"/>
+              <w:bottom w:val="single" w:color="018D38" w:sz="4"/>
+              <w:right w:val="single" w:color="018D38" w:sz="4"/>
+            </w:tcBorders>
+            <w:shd w:fill="018D38" w:val="clear"/>
+          </w:tcPr>
+          <w:p>
+            <w:pPr>
+              <w:spacing w:after="60" w:before="60"/>
+              <w:jc w:val="center"/>
+            </w:pPr>
+            <w:r>
+              <w:rPr>
+                <w:rFonts w:ascii="Arial" w:cs="Arial" w:eastAsia="Arial" w:hAnsi="Arial"/>
+                <w:b/>
+                <w:bCs/>
+                <w:color w:val="FFFFFF"/>
+                <w:sz w:val="20"/>
+                <w:szCs w:val="20"/>
+              </w:rPr>
+              <w:t xml:space="preserve">Por qué se anticipó</w:t>
+            </w:r>
+          </w:p>
+        </w:tc>
+        <w:tc>
+          <w:tcPr>
+            <w:tcW w:type="dxa" w:w="3360"/>
+            <w:tcBorders>
+              <w:top w:val="single" w:color="018D38" w:sz="4"/>
+              <w:left w:val="single" w:color="018D38" w:sz="4"/>
+              <w:bottom w:val="single" w:color="018D38" w:sz="4"/>
+              <w:right w:val="single" w:color="018D38" w:sz="4"/>
+            </w:tcBorders>
+            <w:shd w:fill="018D38" w:val="clear"/>
+          </w:tcPr>
+          <w:p>
+            <w:pPr>
+              <w:spacing w:after="60" w:before="60"/>
+              <w:jc w:val="center"/>
+            </w:pPr>
+            <w:r>
+              <w:rPr>
+                <w:rFonts w:ascii="Arial" w:cs="Arial" w:eastAsia="Arial" w:hAnsi="Arial"/>
+                <w:b/>
+                <w:bCs/>
+                <w:color w:val="FFFFFF"/>
+                <w:sz w:val="20"/>
+                <w:szCs w:val="20"/>
+              </w:rPr>
+              <w:t xml:space="preserve">Cómo quedó</w:t>
+            </w:r>
+          </w:p>
+        </w:tc>
+      </w:tr>
+      <w:tr>
+        <w:tc>
+          <w:tcPr>
+            <w:tcW w:type="dxa" w:w="2900"/>
+            <w:tcBorders>
+              <w:top w:val="single" w:color="CCCCCC" w:sz="4"/>
+              <w:left w:val="single" w:color="CCCCCC" w:sz="4"/>
+              <w:bottom w:val="single" w:color="CCCCCC" w:sz="4"/>
+              <w:right w:val="single" w:color="CCCCCC" w:sz="4"/>
+            </w:tcBorders>
+            <w:shd w:fill="FFFFFF" w:val="clear"/>
+          </w:tcPr>
+          <w:p>
+            <w:pPr>
+              <w:spacing w:after="60" w:before="60"/>
+            </w:pPr>
+            <w:r>
+              <w:rPr>
+                <w:rFonts w:ascii="Arial" w:cs="Arial" w:eastAsia="Arial" w:hAnsi="Arial"/>
+                <w:color w:val="333333"/>
+                <w:sz w:val="20"/>
+                <w:szCs w:val="20"/>
+              </w:rPr>
+              <w:t xml:space="preserve">MFA (segundo factor) obligatorio para todos los curadores</w:t>
+            </w:r>
+          </w:p>
+        </w:tc>
+        <w:tc>
+          <w:tcPr>
+            <w:tcW w:type="dxa" w:w="4100"/>
+            <w:tcBorders>
+              <w:top w:val="single" w:color="CCCCCC" w:sz="4"/>
+              <w:left w:val="single" w:color="CCCCCC" w:sz="4"/>
+              <w:bottom w:val="single" w:color="CCCCCC" w:sz="4"/>
+              <w:right w:val="single" w:color="CCCCCC" w:sz="4"/>
+            </w:tcBorders>
+            <w:shd w:fill="FFFFFF" w:val="clear"/>
+          </w:tcPr>
+          <w:p>
+            <w:pPr>
+              <w:spacing w:after="60" w:before="60"/>
+            </w:pPr>
+            <w:r>
+              <w:rPr>
+                <w:rFonts w:ascii="Arial" w:cs="Arial" w:eastAsia="Arial" w:hAnsi="Arial"/>
+                <w:color w:val="333333"/>
+                <w:sz w:val="20"/>
+                <w:szCs w:val="20"/>
+              </w:rPr>
+              <w:t xml:space="preserve">La Guía de Arquitectura marca "Implementación de MFA para administradores" como Obligatorio (numeral 9), de forma independiente a la sugerencia de Entra ID — un requisito propio que el hallazgo de autenticación de esta misma revisión no llegó a exigir explícitamente.</w:t>
+            </w:r>
+          </w:p>
+        </w:tc>
+        <w:tc>
+          <w:tcPr>
+            <w:tcW w:type="dxa" w:w="3360"/>
+            <w:tcBorders>
+              <w:top w:val="single" w:color="CCCCCC" w:sz="4"/>
+              <w:left w:val="single" w:color="CCCCCC" w:sz="4"/>
+              <w:bottom w:val="single" w:color="CCCCCC" w:sz="4"/>
+              <w:right w:val="single" w:color="CCCCCC" w:sz="4"/>
+            </w:tcBorders>
+            <w:shd w:fill="FFFFFF" w:val="clear"/>
+          </w:tcPr>
+          <w:p>
+            <w:pPr>
+              <w:spacing w:after="60" w:before="60"/>
+            </w:pPr>
+            <w:r>
+              <w:rPr>
+                <w:rFonts w:ascii="Arial" w:cs="Arial" w:eastAsia="Arial" w:hAnsi="Arial"/>
+                <w:color w:val="333333"/>
+                <w:sz w:val="20"/>
+                <w:szCs w:val="20"/>
+              </w:rPr>
+              <w:t xml:space="preserve">TOTP (RFC 6238) vía las librerías otplib + qrcode: enrolamiento obligatorio con código QR en el primer login, código de 6 dígitos en logins siguientes. Un Admin.Contenido puede resetear el MFA de un curador que pierda su dispositivo. Ver DI, numeral 8.1.</w:t>
+            </w:r>
+          </w:p>
+        </w:tc>
+      </w:tr>
+      <w:tr>
+        <w:tc>
+          <w:tcPr>
+            <w:tcW w:type="dxa" w:w="2900"/>
+            <w:tcBorders>
+              <w:top w:val="single" w:color="CCCCCC" w:sz="4"/>
+              <w:left w:val="single" w:color="CCCCCC" w:sz="4"/>
+              <w:bottom w:val="single" w:color="CCCCCC" w:sz="4"/>
+              <w:right w:val="single" w:color="CCCCCC" w:sz="4"/>
+            </w:tcBorders>
+            <w:shd w:fill="F0FFF4" w:val="clear"/>
+          </w:tcPr>
+          <w:p>
+            <w:pPr>
+              <w:spacing w:after="60" w:before="60"/>
+            </w:pPr>
+            <w:r>
+              <w:rPr>
+                <w:rFonts w:ascii="Arial" w:cs="Arial" w:eastAsia="Arial" w:hAnsi="Arial"/>
+                <w:color w:val="333333"/>
+                <w:sz w:val="20"/>
+                <w:szCs w:val="20"/>
+              </w:rPr>
+              <w:t xml:space="preserve">Figura 3 del DI (Infraestructura) actualizada</w:t>
+            </w:r>
+          </w:p>
+        </w:tc>
+        <w:tc>
+          <w:tcPr>
+            <w:tcW w:type="dxa" w:w="4100"/>
+            <w:tcBorders>
+              <w:top w:val="single" w:color="CCCCCC" w:sz="4"/>
+              <w:left w:val="single" w:color="CCCCCC" w:sz="4"/>
+              <w:bottom w:val="single" w:color="CCCCCC" w:sz="4"/>
+              <w:right w:val="single" w:color="CCCCCC" w:sz="4"/>
+            </w:tcBorders>
+            <w:shd w:fill="F0FFF4" w:val="clear"/>
+          </w:tcPr>
+          <w:p>
+            <w:pPr>
+              <w:spacing w:after="60" w:before="60"/>
+            </w:pPr>
+            <w:r>
+              <w:rPr>
+                <w:rFonts w:ascii="Arial" w:cs="Arial" w:eastAsia="Arial" w:hAnsi="Arial"/>
+                <w:color w:val="333333"/>
+                <w:sz w:val="20"/>
+                <w:szCs w:val="20"/>
+              </w:rPr>
+              <w:t xml:space="preserve">Seguía mostrando "PM2 → Node.js 22" después de containerizar con Docker — la misma clase de inconsistencia diagrama-vs-texto que ya se había corregido en la Figura 1 (hallazgo Moderado de esta revisión).</w:t>
+            </w:r>
+          </w:p>
+        </w:tc>
+        <w:tc>
+          <w:tcPr>
+            <w:tcW w:type="dxa" w:w="3360"/>
+            <w:tcBorders>
+              <w:top w:val="single" w:color="CCCCCC" w:sz="4"/>
+              <w:left w:val="single" w:color="CCCCCC" w:sz="4"/>
+              <w:bottom w:val="single" w:color="CCCCCC" w:sz="4"/>
+              <w:right w:val="single" w:color="CCCCCC" w:sz="4"/>
+            </w:tcBorders>
+            <w:shd w:fill="F0FFF4" w:val="clear"/>
+          </w:tcPr>
+          <w:p>
+            <w:pPr>
+              <w:spacing w:after="60" w:before="60"/>
+            </w:pPr>
+            <w:r>
+              <w:rPr>
+                <w:rFonts w:ascii="Arial" w:cs="Arial" w:eastAsia="Arial" w:hAnsi="Arial"/>
+                <w:color w:val="333333"/>
+                <w:sz w:val="20"/>
+                <w:szCs w:val="20"/>
+              </w:rPr>
+              <w:t xml:space="preserve">Diagrama regenerado con el mismo script versionado (graphviz) usado para la Figura 1, reemplazando PM2 por Docker Compose y actualizando la etiqueta del pipeline (CI + BuildImage + CD).</w:t>
+            </w:r>
+          </w:p>
+        </w:tc>
+      </w:tr>
+      <w:tr>
+        <w:tc>
+          <w:tcPr>
+            <w:tcW w:type="dxa" w:w="2900"/>
+            <w:tcBorders>
+              <w:top w:val="single" w:color="CCCCCC" w:sz="4"/>
+              <w:left w:val="single" w:color="CCCCCC" w:sz="4"/>
+              <w:bottom w:val="single" w:color="CCCCCC" w:sz="4"/>
+              <w:right w:val="single" w:color="CCCCCC" w:sz="4"/>
+            </w:tcBorders>
+            <w:shd w:fill="FFFFFF" w:val="clear"/>
+          </w:tcPr>
+          <w:p>
+            <w:pPr>
+              <w:spacing w:after="60" w:before="60"/>
+            </w:pPr>
+            <w:r>
+              <w:rPr>
+                <w:rFonts w:ascii="Arial" w:cs="Arial" w:eastAsia="Arial" w:hAnsi="Arial"/>
+                <w:color w:val="333333"/>
+                <w:sz w:val="20"/>
+                <w:szCs w:val="20"/>
+              </w:rPr>
+              <w:t xml:space="preserve">Rate limiting en endpoints sensibles a fuerza bruta</w:t>
+            </w:r>
+          </w:p>
+        </w:tc>
+        <w:tc>
+          <w:tcPr>
+            <w:tcW w:type="dxa" w:w="4100"/>
+            <w:tcBorders>
+              <w:top w:val="single" w:color="CCCCCC" w:sz="4"/>
+              <w:left w:val="single" w:color="CCCCCC" w:sz="4"/>
+              <w:bottom w:val="single" w:color="CCCCCC" w:sz="4"/>
+              <w:right w:val="single" w:color="CCCCCC" w:sz="4"/>
+            </w:tcBorders>
+            <w:shd w:fill="FFFFFF" w:val="clear"/>
+          </w:tcPr>
+          <w:p>
+            <w:pPr>
+              <w:spacing w:after="60" w:before="60"/>
+            </w:pPr>
+            <w:r>
+              <w:rPr>
+                <w:rFonts w:ascii="Arial" w:cs="Arial" w:eastAsia="Arial" w:hAnsi="Arial"/>
+                <w:color w:val="333333"/>
+                <w:sz w:val="20"/>
+                <w:szCs w:val="20"/>
+              </w:rPr>
+              <w:t xml:space="preserve">reCAPTCHA y el keyspace del código TOTP reducen el riesgo de fuerza bruta, pero no lo eliminan — un atacante decidido puede resolver reCAPTCHA con servicios automatizados de terceros.</w:t>
+            </w:r>
+          </w:p>
+        </w:tc>
+        <w:tc>
+          <w:tcPr>
+            <w:tcW w:type="dxa" w:w="3360"/>
+            <w:tcBorders>
+              <w:top w:val="single" w:color="CCCCCC" w:sz="4"/>
+              <w:left w:val="single" w:color="CCCCCC" w:sz="4"/>
+              <w:bottom w:val="single" w:color="CCCCCC" w:sz="4"/>
+              <w:right w:val="single" w:color="CCCCCC" w:sz="4"/>
+            </w:tcBorders>
+            <w:shd w:fill="FFFFFF" w:val="clear"/>
+          </w:tcPr>
+          <w:p>
+            <w:pPr>
+              <w:spacing w:after="60" w:before="60"/>
+            </w:pPr>
+            <w:r>
+              <w:rPr>
+                <w:rFonts w:ascii="Arial" w:cs="Arial" w:eastAsia="Arial" w:hAnsi="Arial"/>
+                <w:color w:val="333333"/>
+                <w:sz w:val="20"/>
+                <w:szCs w:val="20"/>
+              </w:rPr>
+              <w:t xml:space="preserve">/login y /login/mfa limitados a 10 solicitudes cada 15 minutos por IP; /autofill a 30/minuto (evita abuso del proxy a la API pública de iNaturalist). Desactivado en tests (NODE_ENV=test), verificado con test dedicado.</w:t>
+            </w:r>
+          </w:p>
+        </w:tc>
+      </w:tr>
+    </w:tbl>
+    <w:p>
+      <w:pPr>
+        <w:spacing w:after="100"/>
+      </w:pPr>
+    </w:p>
+    <w:p>
+      <w:pPr>
+        <w:pStyle w:val="Heading1"/>
+        <w:pBdr>
+          <w:bottom w:val="single" w:color="018D38" w:sz="6"/>
+        </w:pBdr>
+        <w:spacing w:after="160" w:before="320"/>
+      </w:pPr>
+      <w:r>
+        <w:rPr>
+          <w:rFonts w:ascii="Arial" w:cs="Arial" w:eastAsia="Arial" w:hAnsi="Arial"/>
+          <w:b/>
+          <w:bCs/>
+          <w:color w:val="018D38"/>
+          <w:sz w:val="32"/>
+          <w:szCs w:val="32"/>
+        </w:rPr>
+        <w:t xml:space="preserve">Cierre</w:t>
+      </w:r>
+    </w:p>
+    <w:p>
+      <w:pPr>
+        <w:spacing w:after="120"/>
+      </w:pPr>
+      <w:r>
+        <w:rPr>
+          <w:rFonts w:ascii="Arial" w:cs="Arial" w:eastAsia="Arial" w:hAnsi="Arial"/>
+          <w:color w:val="333333"/>
+          <w:sz w:val="22"/>
+          <w:szCs w:val="22"/>
+        </w:rPr>
+        <w:t xml:space="preserve">De los 13 hallazgos evaluados en este documento, 12 quedaron resueltos por completo, incluidos los dos hallazgos de la Figura 1 del DI (rediseño completo del diagrama de arquitectura) y la autenticación (cuenta genérica eliminada, usuarios individuales, reCAPTCHA — la integración con el Gestor de Acceso de la Entidad depende de un documento que TI no ha compartido con el equipo de desarrollo, y el único requisito verificable al respecto ya está en el Roadmap Técnico). Queda 1 en espera de TI Gobernación: la integración con el pipeline de CI/CD institucional (solicitud formal ya enviada, a la espera de respuesta). Ninguno de los hallazgos [Crítico] queda sin una acción concreta tomada. Adicionalmente, se adelantaron 2 mejoras no exigidas todavía por ningún hallazgo formal (MFA obligatorio, Figura 3 actualizada — ver sección anterior). Una nota menor sin cerrar del todo: la columna "Entrada" de RQP09 en el LRS sigue describiendo mejor una API que un archivo estático — ajuste de redacción pendiente para una próxima iteración.</w:t>
       </w:r>
     </w:p>
     <w:sectPr>
